--- a/livraison/OpenNAT, guide utilisateur.docx
+++ b/livraison/OpenNAT, guide utilisateur.docx
@@ -10,7 +10,7 @@
       <w:r>
         <w:rPr>
           <w:rFonts w:ascii="Poppins" w:hAnsi="Poppins" w:cs="Poppins" w:eastAsia="Poppins"/>
-          <w:color w:val="1A4F9C"/>
+          <w:color w:val="0C3342"/>
         </w:rPr>
         <w:t>Guide utilisateur d'OpenNAT</w:t>
       </w:r>
@@ -24,7 +24,7 @@
           <w:rFonts w:ascii="Calibri" w:hAnsi="Calibri"/>
           <w:sz w:val="20"/>
         </w:rPr>
-        <w:t>Méthode OpenNAT 1, moteur 0.2.0, données 1.2.1. 19 octobre 2026. Méthode éditée par NORMATYS, en attente de validation du Biodiversity Standard Council : tant qu'elle n'est pas validée, ses seuils et ses résultats ne sont pas opposables.</w:t>
+        <w:t>Outil de calcul OpenNAT édité par IRICE. Méthode OpenNAT 1, moteur 0.2.0, données 1.2.2. 19 octobre 2026. Méthode éditée par NORMATYS, en attente de validation du Biodiversity Standard Council : tant qu'elle n'est pas validée, ses seuils et ses résultats ne sont pas opposables.</w:t>
       </w:r>
     </w:p>
     <w:p>
@@ -48,7 +48,7 @@
       <w:r>
         <w:rPr>
           <w:rFonts w:ascii="Poppins" w:hAnsi="Poppins" w:cs="Poppins" w:eastAsia="Poppins"/>
-          <w:color w:val="1A4F9C"/>
+          <w:color w:val="0C3342"/>
         </w:rPr>
         <w:t>Ce que calcule OpenNAT</w:t>
       </w:r>
@@ -72,12 +72,12 @@
         <w:jc w:val="center"/>
         <w:tblLook w:firstColumn="1" w:firstRow="1" w:lastColumn="0" w:lastRow="0" w:noHBand="0" w:noVBand="1" w:val="04A0"/>
         <w:tblBorders>
-          <w:top w:val="single" w:sz="4" w:space="0" w:color="C9D6DE"/>
-          <w:left w:val="single" w:sz="4" w:space="0" w:color="C9D6DE"/>
-          <w:bottom w:val="single" w:sz="4" w:space="0" w:color="C9D6DE"/>
-          <w:right w:val="single" w:sz="4" w:space="0" w:color="C9D6DE"/>
-          <w:insideH w:val="single" w:sz="4" w:space="0" w:color="C9D6DE"/>
-          <w:insideV w:val="single" w:sz="4" w:space="0" w:color="C9D6DE"/>
+          <w:top w:val="single" w:sz="4" w:space="0" w:color="CFD6D9"/>
+          <w:left w:val="single" w:sz="4" w:space="0" w:color="CFD6D9"/>
+          <w:bottom w:val="single" w:sz="4" w:space="0" w:color="CFD6D9"/>
+          <w:right w:val="single" w:sz="4" w:space="0" w:color="CFD6D9"/>
+          <w:insideH w:val="single" w:sz="4" w:space="0" w:color="CFD6D9"/>
+          <w:insideV w:val="single" w:sz="4" w:space="0" w:color="CFD6D9"/>
         </w:tblBorders>
         <w:tblLayout w:type="fixed"/>
       </w:tblPr>
@@ -95,7 +95,7 @@
           <w:tcPr>
             <w:tcW w:type="dxa" w:w="2380"/>
             <w:vAlign w:val="center"/>
-            <w:shd w:val="clear" w:color="auto" w:fill="202335"/>
+            <w:shd w:val="clear" w:color="auto" w:fill="0C3342"/>
           </w:tcPr>
           <w:p>
             <w:pPr>
@@ -117,7 +117,7 @@
           <w:tcPr>
             <w:tcW w:type="dxa" w:w="5267"/>
             <w:vAlign w:val="center"/>
-            <w:shd w:val="clear" w:color="auto" w:fill="202335"/>
+            <w:shd w:val="clear" w:color="auto" w:fill="0C3342"/>
           </w:tcPr>
           <w:p>
             <w:pPr>
@@ -139,7 +139,7 @@
           <w:tcPr>
             <w:tcW w:type="dxa" w:w="1991"/>
             <w:vAlign w:val="center"/>
-            <w:shd w:val="clear" w:color="auto" w:fill="202335"/>
+            <w:shd w:val="clear" w:color="auto" w:fill="0C3342"/>
           </w:tcPr>
           <w:p>
             <w:pPr>
@@ -492,7 +492,7 @@
       <w:r>
         <w:rPr>
           <w:rFonts w:ascii="Poppins" w:hAnsi="Poppins" w:cs="Poppins" w:eastAsia="Poppins"/>
-          <w:color w:val="1A4F9C"/>
+          <w:color w:val="0C3342"/>
         </w:rPr>
         <w:t>Installer</w:t>
       </w:r>
@@ -554,7 +554,7 @@
       <w:r>
         <w:rPr>
           <w:rFonts w:ascii="Poppins" w:hAnsi="Poppins" w:cs="Poppins" w:eastAsia="Poppins"/>
-          <w:color w:val="1A4F9C"/>
+          <w:color w:val="0C3342"/>
         </w:rPr>
         <w:t>Réunir les données</w:t>
       </w:r>
@@ -566,12 +566,12 @@
         <w:jc w:val="center"/>
         <w:tblLook w:firstColumn="1" w:firstRow="1" w:lastColumn="0" w:lastRow="0" w:noHBand="0" w:noVBand="1" w:val="04A0"/>
         <w:tblBorders>
-          <w:top w:val="single" w:sz="4" w:space="0" w:color="C9D6DE"/>
-          <w:left w:val="single" w:sz="4" w:space="0" w:color="C9D6DE"/>
-          <w:bottom w:val="single" w:sz="4" w:space="0" w:color="C9D6DE"/>
-          <w:right w:val="single" w:sz="4" w:space="0" w:color="C9D6DE"/>
-          <w:insideH w:val="single" w:sz="4" w:space="0" w:color="C9D6DE"/>
-          <w:insideV w:val="single" w:sz="4" w:space="0" w:color="C9D6DE"/>
+          <w:top w:val="single" w:sz="4" w:space="0" w:color="CFD6D9"/>
+          <w:left w:val="single" w:sz="4" w:space="0" w:color="CFD6D9"/>
+          <w:bottom w:val="single" w:sz="4" w:space="0" w:color="CFD6D9"/>
+          <w:right w:val="single" w:sz="4" w:space="0" w:color="CFD6D9"/>
+          <w:insideH w:val="single" w:sz="4" w:space="0" w:color="CFD6D9"/>
+          <w:insideV w:val="single" w:sz="4" w:space="0" w:color="CFD6D9"/>
         </w:tblBorders>
         <w:tblLayout w:type="fixed"/>
       </w:tblPr>
@@ -589,7 +589,7 @@
           <w:tcPr>
             <w:tcW w:type="dxa" w:w="3610"/>
             <w:vAlign w:val="center"/>
-            <w:shd w:val="clear" w:color="auto" w:fill="202335"/>
+            <w:shd w:val="clear" w:color="auto" w:fill="0C3342"/>
           </w:tcPr>
           <w:p>
             <w:pPr>
@@ -611,7 +611,7 @@
           <w:tcPr>
             <w:tcW w:type="dxa" w:w="3610"/>
             <w:vAlign w:val="center"/>
-            <w:shd w:val="clear" w:color="auto" w:fill="202335"/>
+            <w:shd w:val="clear" w:color="auto" w:fill="0C3342"/>
           </w:tcPr>
           <w:p>
             <w:pPr>
@@ -633,7 +633,7 @@
           <w:tcPr>
             <w:tcW w:type="dxa" w:w="2419"/>
             <w:vAlign w:val="center"/>
-            <w:shd w:val="clear" w:color="auto" w:fill="202335"/>
+            <w:shd w:val="clear" w:color="auto" w:fill="0C3342"/>
           </w:tcPr>
           <w:p>
             <w:pPr>
@@ -1291,7 +1291,7 @@
       <w:r>
         <w:rPr>
           <w:rFonts w:ascii="Poppins" w:hAnsi="Poppins" w:cs="Poppins" w:eastAsia="Poppins"/>
-          <w:color w:val="1A4F9C"/>
+          <w:color w:val="0C3342"/>
         </w:rPr>
         <w:t>Saisir un projet dans l'utilitaire</w:t>
       </w:r>
@@ -1525,7 +1525,7 @@
       <w:r>
         <w:rPr>
           <w:rFonts w:ascii="Poppins" w:hAnsi="Poppins" w:cs="Poppins" w:eastAsia="Poppins"/>
-          <w:color w:val="1A4F9C"/>
+          <w:color w:val="0C3342"/>
         </w:rPr>
         <w:t>Lancer le calcul</w:t>
       </w:r>
@@ -1563,7 +1563,7 @@
       <w:r>
         <w:rPr>
           <w:rFonts w:ascii="Poppins" w:hAnsi="Poppins" w:cs="Poppins" w:eastAsia="Poppins"/>
-          <w:color w:val="1A4F9C"/>
+          <w:color w:val="0C3342"/>
         </w:rPr>
         <w:t>Lire les résultats</w:t>
       </w:r>
@@ -1704,7 +1704,7 @@
       <w:r>
         <w:rPr>
           <w:rFonts w:ascii="Poppins" w:hAnsi="Poppins" w:cs="Poppins" w:eastAsia="Poppins"/>
-          <w:color w:val="1A4F9C"/>
+          <w:color w:val="0C3342"/>
         </w:rPr>
         <w:t>Fiche de synthèse et RSNat</w:t>
       </w:r>
@@ -1746,7 +1746,7 @@
           <w:rFonts w:ascii="Calibri" w:hAnsi="Calibri"/>
           <w:sz w:val="20"/>
         </w:rPr>
-        <w:t>). La fiche de synthèse en Word, au papier NORMATYS, et en PDF reprend les indicateurs, la conformité, l'incertitude et les versions de la méthode, du moteur et des données, avec les empreintes de contrôle des entrées et des tables. Ces empreintes permettent à un tiers de vérifier qu'un résultat a bien été calculé sur le projet et les tables déclarés.</w:t>
+        <w:t>). La fiche de synthèse en Word, au papier d'IRICE, éditeur de l'outil, et en PDF reprend les indicateurs, la conformité, l'incertitude et les versions de la méthode, du moteur et des données, avec les empreintes de contrôle des entrées et des tables. Ces empreintes permettent à un tiers de vérifier qu'un résultat a bien été calculé sur le projet et les tables déclarés.</w:t>
       </w:r>
     </w:p>
     <w:p>
@@ -1758,7 +1758,7 @@
       <w:r>
         <w:rPr>
           <w:rFonts w:ascii="Poppins" w:hAnsi="Poppins" w:cs="Poppins" w:eastAsia="Poppins"/>
-          <w:color w:val="1A4F9C"/>
+          <w:color w:val="0C3342"/>
         </w:rPr>
         <w:t>Ligne de commande</w:t>
       </w:r>
@@ -2065,12 +2065,12 @@
         <w:jc w:val="center"/>
         <w:tblLook w:firstColumn="1" w:firstRow="1" w:lastColumn="0" w:lastRow="0" w:noHBand="0" w:noVBand="1" w:val="04A0"/>
         <w:tblBorders>
-          <w:top w:val="single" w:sz="4" w:space="0" w:color="C9D6DE"/>
-          <w:left w:val="single" w:sz="4" w:space="0" w:color="C9D6DE"/>
-          <w:bottom w:val="single" w:sz="4" w:space="0" w:color="C9D6DE"/>
-          <w:right w:val="single" w:sz="4" w:space="0" w:color="C9D6DE"/>
-          <w:insideH w:val="single" w:sz="4" w:space="0" w:color="C9D6DE"/>
-          <w:insideV w:val="single" w:sz="4" w:space="0" w:color="C9D6DE"/>
+          <w:top w:val="single" w:sz="4" w:space="0" w:color="CFD6D9"/>
+          <w:left w:val="single" w:sz="4" w:space="0" w:color="CFD6D9"/>
+          <w:bottom w:val="single" w:sz="4" w:space="0" w:color="CFD6D9"/>
+          <w:right w:val="single" w:sz="4" w:space="0" w:color="CFD6D9"/>
+          <w:insideH w:val="single" w:sz="4" w:space="0" w:color="CFD6D9"/>
+          <w:insideV w:val="single" w:sz="4" w:space="0" w:color="CFD6D9"/>
         </w:tblBorders>
         <w:tblLayout w:type="fixed"/>
       </w:tblPr>
@@ -2087,7 +2087,7 @@
           <w:tcPr>
             <w:tcW w:type="dxa" w:w="4844"/>
             <w:vAlign w:val="center"/>
-            <w:shd w:val="clear" w:color="auto" w:fill="202335"/>
+            <w:shd w:val="clear" w:color="auto" w:fill="0C3342"/>
           </w:tcPr>
           <w:p>
             <w:pPr>
@@ -2109,7 +2109,7 @@
           <w:tcPr>
             <w:tcW w:type="dxa" w:w="4794"/>
             <w:vAlign w:val="center"/>
-            <w:shd w:val="clear" w:color="auto" w:fill="202335"/>
+            <w:shd w:val="clear" w:color="auto" w:fill="0C3342"/>
           </w:tcPr>
           <w:p>
             <w:pPr>
@@ -2519,7 +2519,7 @@
       <w:r>
         <w:rPr>
           <w:rFonts w:ascii="Poppins" w:hAnsi="Poppins" w:cs="Poppins" w:eastAsia="Poppins"/>
-          <w:color w:val="1A4F9C"/>
+          <w:color w:val="0C3342"/>
         </w:rPr>
         <w:t>Valeurs par défaut</w:t>
       </w:r>
@@ -2544,12 +2544,12 @@
         <w:jc w:val="center"/>
         <w:tblLook w:firstColumn="1" w:firstRow="1" w:lastColumn="0" w:lastRow="0" w:noHBand="0" w:noVBand="1" w:val="04A0"/>
         <w:tblBorders>
-          <w:top w:val="single" w:sz="4" w:space="0" w:color="C9D6DE"/>
-          <w:left w:val="single" w:sz="4" w:space="0" w:color="C9D6DE"/>
-          <w:bottom w:val="single" w:sz="4" w:space="0" w:color="C9D6DE"/>
-          <w:right w:val="single" w:sz="4" w:space="0" w:color="C9D6DE"/>
-          <w:insideH w:val="single" w:sz="4" w:space="0" w:color="C9D6DE"/>
-          <w:insideV w:val="single" w:sz="4" w:space="0" w:color="C9D6DE"/>
+          <w:top w:val="single" w:sz="4" w:space="0" w:color="CFD6D9"/>
+          <w:left w:val="single" w:sz="4" w:space="0" w:color="CFD6D9"/>
+          <w:bottom w:val="single" w:sz="4" w:space="0" w:color="CFD6D9"/>
+          <w:right w:val="single" w:sz="4" w:space="0" w:color="CFD6D9"/>
+          <w:insideH w:val="single" w:sz="4" w:space="0" w:color="CFD6D9"/>
+          <w:insideV w:val="single" w:sz="4" w:space="0" w:color="CFD6D9"/>
         </w:tblBorders>
         <w:tblLayout w:type="fixed"/>
       </w:tblPr>
@@ -2567,7 +2567,7 @@
           <w:tcPr>
             <w:tcW w:type="dxa" w:w="3763"/>
             <w:vAlign w:val="center"/>
-            <w:shd w:val="clear" w:color="auto" w:fill="202335"/>
+            <w:shd w:val="clear" w:color="auto" w:fill="0C3342"/>
           </w:tcPr>
           <w:p>
             <w:pPr>
@@ -2589,7 +2589,7 @@
           <w:tcPr>
             <w:tcW w:type="dxa" w:w="3902"/>
             <w:vAlign w:val="center"/>
-            <w:shd w:val="clear" w:color="auto" w:fill="202335"/>
+            <w:shd w:val="clear" w:color="auto" w:fill="0C3342"/>
           </w:tcPr>
           <w:p>
             <w:pPr>
@@ -2611,7 +2611,7 @@
           <w:tcPr>
             <w:tcW w:type="dxa" w:w="1973"/>
             <w:vAlign w:val="center"/>
-            <w:shd w:val="clear" w:color="auto" w:fill="202335"/>
+            <w:shd w:val="clear" w:color="auto" w:fill="0C3342"/>
           </w:tcPr>
           <w:p>
             <w:pPr>
@@ -3134,7 +3134,7 @@
       <w:r>
         <w:rPr>
           <w:rFonts w:ascii="Poppins" w:hAnsi="Poppins" w:cs="Poppins" w:eastAsia="Poppins"/>
-          <w:color w:val="1A4F9C"/>
+          <w:color w:val="0C3342"/>
         </w:rPr>
         <w:t>Messages fréquents</w:t>
       </w:r>
@@ -3208,7 +3208,7 @@
       <w:r>
         <w:rPr>
           <w:rFonts w:ascii="Poppins" w:hAnsi="Poppins" w:cs="Poppins" w:eastAsia="Poppins"/>
-          <w:color w:val="1A4F9C"/>
+          <w:color w:val="0C3342"/>
         </w:rPr>
         <w:t>Limites de la version 1</w:t>
       </w:r>
@@ -3225,7 +3225,7 @@
           <w:rFonts w:ascii="Calibri" w:hAnsi="Calibri"/>
           <w:sz w:val="20"/>
         </w:rPr>
-        <w:t>La biodiversité grise ne compte pas la pollution : les indicateurs du RSEE sont affichés sans conversion (point P19). D'après l'étude Carbone 4, la pollution fait la moitié de la biodiversité grise d'un bâtiment béton ; Inat en mesure donc environ la moitié (voir le contrôle d'ordre de grandeur du module G).</w:t>
+        <w:t>La biodiversité grise ne compte pas encore la pollution : les cinq indicateurs du RSEE sont affichés sans conversion (convention C-G8). Convertis par des facteurs ouverts, ils pèseraient de 4 à 13 % du climat ; leur ajout à Inat est proposé au Biodiversity Standard Council (note « Pollution et biodiversité grise »). L'étude Carbone 4, avec un autre modèle de l'écotoxicité des métaux, trouve une part bien plus forte.</w:t>
       </w:r>
     </w:p>
     <w:p>
@@ -4006,7 +4006,7 @@
       <w:b/>
       <w:bCs/>
       <w:i w:val="0"/>
-      <w:color w:val="1A4F9C"/>
+      <w:color w:val="0C3342"/>
       <w:sz w:val="26"/>
       <w:szCs w:val="28"/>
     </w:rPr>
@@ -4031,7 +4031,7 @@
       <w:b/>
       <w:bCs/>
       <w:i w:val="0"/>
-      <w:color w:val="1E7A4A"/>
+      <w:color w:val="0C3342"/>
       <w:sz w:val="23"/>
       <w:szCs w:val="26"/>
     </w:rPr>
@@ -4056,7 +4056,7 @@
       <w:b/>
       <w:bCs/>
       <w:i w:val="0"/>
-      <w:color w:val="202335"/>
+      <w:color w:val="0C3342"/>
       <w:sz w:val="21"/>
     </w:rPr>
   </w:style>
@@ -4297,7 +4297,7 @@
       <w:rFonts w:ascii="Poppins" w:hAnsi="Poppins" w:eastAsia="Poppins" w:cs="Poppins"/>
       <w:b/>
       <w:i w:val="0"/>
-      <w:color w:val="1A4F9C"/>
+      <w:color w:val="0C3342"/>
       <w:spacing w:val="5"/>
       <w:kern w:val="28"/>
       <w:sz w:val="30"/>

--- a/livraison/OpenNAT, guide utilisateur.docx
+++ b/livraison/OpenNAT, guide utilisateur.docx
@@ -4,8 +4,49 @@
   <w:body>
     <w:p>
       <w:pPr>
+        <w:keepNext/>
+        <w:spacing w:before="0" w:after="113"/>
+        <w:jc w:val="center"/>
+      </w:pPr>
+      <w:r>
+        <w:drawing>
+          <wp:inline xmlns:a="http://schemas.openxmlformats.org/drawingml/2006/main" xmlns:pic="http://schemas.openxmlformats.org/drawingml/2006/picture">
+            <wp:extent cx="1800000" cy="407571"/>
+            <wp:docPr id="1" name="Picture 1"/>
+            <wp:cNvGraphicFramePr>
+              <a:graphicFrameLocks noChangeAspect="1"/>
+            </wp:cNvGraphicFramePr>
+            <a:graphic>
+              <a:graphicData uri="http://schemas.openxmlformats.org/drawingml/2006/picture">
+                <pic:pic>
+                  <pic:nvPicPr>
+                    <pic:cNvPr id="0" name="opennat_logo.png"/>
+                    <pic:cNvPicPr/>
+                  </pic:nvPicPr>
+                  <pic:blipFill>
+                    <a:blip r:embed="rId13"/>
+                    <a:stretch>
+                      <a:fillRect/>
+                    </a:stretch>
+                  </pic:blipFill>
+                  <pic:spPr>
+                    <a:xfrm>
+                      <a:off x="0" y="0"/>
+                      <a:ext cx="1800000" cy="407571"/>
+                    </a:xfrm>
+                    <a:prstGeom prst="rect"/>
+                  </pic:spPr>
+                </pic:pic>
+              </a:graphicData>
+            </a:graphic>
+          </wp:inline>
+        </w:drawing>
+      </w:r>
+    </w:p>
+    <w:p>
+      <w:pPr>
         <w:pStyle w:val="Title"/>
-        <w:spacing w:before="227" w:after="340"/>
+        <w:spacing w:before="113" w:after="340"/>
       </w:pPr>
       <w:r>
         <w:rPr>
@@ -82,9 +123,9 @@
         <w:tblLayout w:type="fixed"/>
       </w:tblPr>
       <w:tblGrid>
-        <w:gridCol w:w="2379"/>
-        <w:gridCol w:w="5267"/>
-        <w:gridCol w:w="1990"/>
+        <w:gridCol w:w="1927"/>
+        <w:gridCol w:w="6096"/>
+        <w:gridCol w:w="1613"/>
       </w:tblGrid>
       <w:tr>
         <w:trPr>
@@ -93,7 +134,7 @@
         </w:trPr>
         <w:tc>
           <w:tcPr>
-            <w:tcW w:type="dxa" w:w="2380"/>
+            <w:tcW w:type="dxa" w:w="1928"/>
             <w:vAlign w:val="center"/>
             <w:shd w:val="clear" w:color="auto" w:fill="0C3342"/>
           </w:tcPr>
@@ -115,7 +156,7 @@
         </w:tc>
         <w:tc>
           <w:tcPr>
-            <w:tcW w:type="dxa" w:w="5267"/>
+            <w:tcW w:type="dxa" w:w="6097"/>
             <w:vAlign w:val="center"/>
             <w:shd w:val="clear" w:color="auto" w:fill="0C3342"/>
           </w:tcPr>
@@ -137,7 +178,7 @@
         </w:tc>
         <w:tc>
           <w:tcPr>
-            <w:tcW w:type="dxa" w:w="1991"/>
+            <w:tcW w:type="dxa" w:w="1613"/>
             <w:vAlign w:val="center"/>
             <w:shd w:val="clear" w:color="auto" w:fill="0C3342"/>
           </w:tcPr>
@@ -164,7 +205,7 @@
         </w:trPr>
         <w:tc>
           <w:tcPr>
-            <w:tcW w:type="dxa" w:w="2380"/>
+            <w:tcW w:type="dxa" w:w="1928"/>
             <w:vAlign w:val="center"/>
           </w:tcPr>
           <w:p>
@@ -183,7 +224,7 @@
         </w:tc>
         <w:tc>
           <w:tcPr>
-            <w:tcW w:type="dxa" w:w="5267"/>
+            <w:tcW w:type="dxa" w:w="6097"/>
             <w:vAlign w:val="center"/>
           </w:tcPr>
           <w:p>
@@ -202,7 +243,7 @@
         </w:tc>
         <w:tc>
           <w:tcPr>
-            <w:tcW w:type="dxa" w:w="1991"/>
+            <w:tcW w:type="dxa" w:w="1613"/>
             <w:vAlign w:val="center"/>
           </w:tcPr>
           <w:p>
@@ -226,7 +267,7 @@
         </w:trPr>
         <w:tc>
           <w:tcPr>
-            <w:tcW w:type="dxa" w:w="2380"/>
+            <w:tcW w:type="dxa" w:w="1928"/>
             <w:vAlign w:val="center"/>
           </w:tcPr>
           <w:p>
@@ -245,7 +286,7 @@
         </w:tc>
         <w:tc>
           <w:tcPr>
-            <w:tcW w:type="dxa" w:w="5267"/>
+            <w:tcW w:type="dxa" w:w="6097"/>
             <w:vAlign w:val="center"/>
           </w:tcPr>
           <w:p>
@@ -264,7 +305,7 @@
         </w:tc>
         <w:tc>
           <w:tcPr>
-            <w:tcW w:type="dxa" w:w="1991"/>
+            <w:tcW w:type="dxa" w:w="1613"/>
             <w:vAlign w:val="center"/>
           </w:tcPr>
           <w:p>
@@ -288,7 +329,7 @@
         </w:trPr>
         <w:tc>
           <w:tcPr>
-            <w:tcW w:type="dxa" w:w="2380"/>
+            <w:tcW w:type="dxa" w:w="1928"/>
             <w:vAlign w:val="center"/>
           </w:tcPr>
           <w:p>
@@ -307,7 +348,7 @@
         </w:tc>
         <w:tc>
           <w:tcPr>
-            <w:tcW w:type="dxa" w:w="5267"/>
+            <w:tcW w:type="dxa" w:w="6097"/>
             <w:vAlign w:val="center"/>
           </w:tcPr>
           <w:p>
@@ -326,7 +367,7 @@
         </w:tc>
         <w:tc>
           <w:tcPr>
-            <w:tcW w:type="dxa" w:w="1991"/>
+            <w:tcW w:type="dxa" w:w="1613"/>
             <w:vAlign w:val="center"/>
           </w:tcPr>
           <w:p>
@@ -350,7 +391,7 @@
         </w:trPr>
         <w:tc>
           <w:tcPr>
-            <w:tcW w:type="dxa" w:w="2380"/>
+            <w:tcW w:type="dxa" w:w="1928"/>
             <w:vAlign w:val="center"/>
           </w:tcPr>
           <w:p>
@@ -369,7 +410,7 @@
         </w:tc>
         <w:tc>
           <w:tcPr>
-            <w:tcW w:type="dxa" w:w="5267"/>
+            <w:tcW w:type="dxa" w:w="6097"/>
             <w:vAlign w:val="center"/>
           </w:tcPr>
           <w:p>
@@ -388,7 +429,7 @@
         </w:tc>
         <w:tc>
           <w:tcPr>
-            <w:tcW w:type="dxa" w:w="1991"/>
+            <w:tcW w:type="dxa" w:w="1613"/>
             <w:vAlign w:val="center"/>
           </w:tcPr>
           <w:p>
@@ -412,7 +453,7 @@
         </w:trPr>
         <w:tc>
           <w:tcPr>
-            <w:tcW w:type="dxa" w:w="2380"/>
+            <w:tcW w:type="dxa" w:w="1928"/>
             <w:vAlign w:val="center"/>
           </w:tcPr>
           <w:p>
@@ -430,7 +471,7 @@
         </w:tc>
         <w:tc>
           <w:tcPr>
-            <w:tcW w:type="dxa" w:w="5267"/>
+            <w:tcW w:type="dxa" w:w="6097"/>
             <w:vAlign w:val="center"/>
           </w:tcPr>
           <w:p>
@@ -448,7 +489,7 @@
         </w:tc>
         <w:tc>
           <w:tcPr>
-            <w:tcW w:type="dxa" w:w="1991"/>
+            <w:tcW w:type="dxa" w:w="1613"/>
             <w:vAlign w:val="center"/>
           </w:tcPr>
           <w:p>
@@ -576,9 +617,9 @@
         <w:tblLayout w:type="fixed"/>
       </w:tblPr>
       <w:tblGrid>
-        <w:gridCol w:w="3609"/>
-        <w:gridCol w:w="3609"/>
-        <w:gridCol w:w="2418"/>
+        <w:gridCol w:w="4386"/>
+        <w:gridCol w:w="3193"/>
+        <w:gridCol w:w="2057"/>
       </w:tblGrid>
       <w:tr>
         <w:trPr>
@@ -587,7 +628,7 @@
         </w:trPr>
         <w:tc>
           <w:tcPr>
-            <w:tcW w:type="dxa" w:w="3610"/>
+            <w:tcW w:type="dxa" w:w="4387"/>
             <w:vAlign w:val="center"/>
             <w:shd w:val="clear" w:color="auto" w:fill="0C3342"/>
           </w:tcPr>
@@ -609,7 +650,7 @@
         </w:tc>
         <w:tc>
           <w:tcPr>
-            <w:tcW w:type="dxa" w:w="3610"/>
+            <w:tcW w:type="dxa" w:w="3194"/>
             <w:vAlign w:val="center"/>
             <w:shd w:val="clear" w:color="auto" w:fill="0C3342"/>
           </w:tcPr>
@@ -631,7 +672,7 @@
         </w:tc>
         <w:tc>
           <w:tcPr>
-            <w:tcW w:type="dxa" w:w="2419"/>
+            <w:tcW w:type="dxa" w:w="2058"/>
             <w:vAlign w:val="center"/>
             <w:shd w:val="clear" w:color="auto" w:fill="0C3342"/>
           </w:tcPr>
@@ -658,7 +699,7 @@
         </w:trPr>
         <w:tc>
           <w:tcPr>
-            <w:tcW w:type="dxa" w:w="3610"/>
+            <w:tcW w:type="dxa" w:w="4387"/>
             <w:vAlign w:val="center"/>
           </w:tcPr>
           <w:p>
@@ -677,7 +718,7 @@
         </w:tc>
         <w:tc>
           <w:tcPr>
-            <w:tcW w:type="dxa" w:w="3610"/>
+            <w:tcW w:type="dxa" w:w="3194"/>
             <w:vAlign w:val="center"/>
           </w:tcPr>
           <w:p>
@@ -696,7 +737,7 @@
         </w:tc>
         <w:tc>
           <w:tcPr>
-            <w:tcW w:type="dxa" w:w="2419"/>
+            <w:tcW w:type="dxa" w:w="2058"/>
             <w:vAlign w:val="center"/>
           </w:tcPr>
           <w:p>
@@ -720,7 +761,7 @@
         </w:trPr>
         <w:tc>
           <w:tcPr>
-            <w:tcW w:type="dxa" w:w="3610"/>
+            <w:tcW w:type="dxa" w:w="4387"/>
             <w:vAlign w:val="center"/>
           </w:tcPr>
           <w:p>
@@ -739,7 +780,7 @@
         </w:tc>
         <w:tc>
           <w:tcPr>
-            <w:tcW w:type="dxa" w:w="3610"/>
+            <w:tcW w:type="dxa" w:w="3194"/>
             <w:vAlign w:val="center"/>
           </w:tcPr>
           <w:p>
@@ -758,7 +799,7 @@
         </w:tc>
         <w:tc>
           <w:tcPr>
-            <w:tcW w:type="dxa" w:w="2419"/>
+            <w:tcW w:type="dxa" w:w="2058"/>
             <w:vAlign w:val="center"/>
           </w:tcPr>
           <w:p>
@@ -782,7 +823,7 @@
         </w:trPr>
         <w:tc>
           <w:tcPr>
-            <w:tcW w:type="dxa" w:w="3610"/>
+            <w:tcW w:type="dxa" w:w="4387"/>
             <w:vAlign w:val="center"/>
           </w:tcPr>
           <w:p>
@@ -801,7 +842,7 @@
         </w:tc>
         <w:tc>
           <w:tcPr>
-            <w:tcW w:type="dxa" w:w="3610"/>
+            <w:tcW w:type="dxa" w:w="3194"/>
             <w:vAlign w:val="center"/>
           </w:tcPr>
           <w:p>
@@ -820,7 +861,7 @@
         </w:tc>
         <w:tc>
           <w:tcPr>
-            <w:tcW w:type="dxa" w:w="2419"/>
+            <w:tcW w:type="dxa" w:w="2058"/>
             <w:vAlign w:val="center"/>
           </w:tcPr>
           <w:p>
@@ -844,7 +885,7 @@
         </w:trPr>
         <w:tc>
           <w:tcPr>
-            <w:tcW w:type="dxa" w:w="3610"/>
+            <w:tcW w:type="dxa" w:w="4387"/>
             <w:vAlign w:val="center"/>
           </w:tcPr>
           <w:p>
@@ -863,7 +904,7 @@
         </w:tc>
         <w:tc>
           <w:tcPr>
-            <w:tcW w:type="dxa" w:w="3610"/>
+            <w:tcW w:type="dxa" w:w="3194"/>
             <w:vAlign w:val="center"/>
           </w:tcPr>
           <w:p>
@@ -882,7 +923,7 @@
         </w:tc>
         <w:tc>
           <w:tcPr>
-            <w:tcW w:type="dxa" w:w="2419"/>
+            <w:tcW w:type="dxa" w:w="2058"/>
             <w:vAlign w:val="center"/>
           </w:tcPr>
           <w:p>
@@ -906,7 +947,7 @@
         </w:trPr>
         <w:tc>
           <w:tcPr>
-            <w:tcW w:type="dxa" w:w="3610"/>
+            <w:tcW w:type="dxa" w:w="4387"/>
             <w:vAlign w:val="center"/>
           </w:tcPr>
           <w:p>
@@ -925,7 +966,7 @@
         </w:tc>
         <w:tc>
           <w:tcPr>
-            <w:tcW w:type="dxa" w:w="3610"/>
+            <w:tcW w:type="dxa" w:w="3194"/>
             <w:vAlign w:val="center"/>
           </w:tcPr>
           <w:p>
@@ -944,7 +985,7 @@
         </w:tc>
         <w:tc>
           <w:tcPr>
-            <w:tcW w:type="dxa" w:w="2419"/>
+            <w:tcW w:type="dxa" w:w="2058"/>
             <w:vAlign w:val="center"/>
           </w:tcPr>
           <w:p>
@@ -968,7 +1009,7 @@
         </w:trPr>
         <w:tc>
           <w:tcPr>
-            <w:tcW w:type="dxa" w:w="3610"/>
+            <w:tcW w:type="dxa" w:w="4387"/>
             <w:vAlign w:val="center"/>
           </w:tcPr>
           <w:p>
@@ -987,7 +1028,7 @@
         </w:tc>
         <w:tc>
           <w:tcPr>
-            <w:tcW w:type="dxa" w:w="3610"/>
+            <w:tcW w:type="dxa" w:w="3194"/>
             <w:vAlign w:val="center"/>
           </w:tcPr>
           <w:p>
@@ -1006,7 +1047,7 @@
         </w:tc>
         <w:tc>
           <w:tcPr>
-            <w:tcW w:type="dxa" w:w="2419"/>
+            <w:tcW w:type="dxa" w:w="2058"/>
             <w:vAlign w:val="center"/>
           </w:tcPr>
           <w:p>
@@ -1030,7 +1071,7 @@
         </w:trPr>
         <w:tc>
           <w:tcPr>
-            <w:tcW w:type="dxa" w:w="3610"/>
+            <w:tcW w:type="dxa" w:w="4387"/>
             <w:vAlign w:val="center"/>
           </w:tcPr>
           <w:p>
@@ -1049,7 +1090,7 @@
         </w:tc>
         <w:tc>
           <w:tcPr>
-            <w:tcW w:type="dxa" w:w="3610"/>
+            <w:tcW w:type="dxa" w:w="3194"/>
             <w:vAlign w:val="center"/>
           </w:tcPr>
           <w:p>
@@ -1068,7 +1109,7 @@
         </w:tc>
         <w:tc>
           <w:tcPr>
-            <w:tcW w:type="dxa" w:w="2419"/>
+            <w:tcW w:type="dxa" w:w="2058"/>
             <w:vAlign w:val="center"/>
           </w:tcPr>
           <w:p>
@@ -1092,7 +1133,7 @@
         </w:trPr>
         <w:tc>
           <w:tcPr>
-            <w:tcW w:type="dxa" w:w="3610"/>
+            <w:tcW w:type="dxa" w:w="4387"/>
             <w:vAlign w:val="center"/>
           </w:tcPr>
           <w:p>
@@ -1111,7 +1152,7 @@
         </w:tc>
         <w:tc>
           <w:tcPr>
-            <w:tcW w:type="dxa" w:w="3610"/>
+            <w:tcW w:type="dxa" w:w="3194"/>
             <w:vAlign w:val="center"/>
           </w:tcPr>
           <w:p>
@@ -1130,7 +1171,7 @@
         </w:tc>
         <w:tc>
           <w:tcPr>
-            <w:tcW w:type="dxa" w:w="2419"/>
+            <w:tcW w:type="dxa" w:w="2058"/>
             <w:vAlign w:val="center"/>
           </w:tcPr>
           <w:p>
@@ -1154,7 +1195,7 @@
         </w:trPr>
         <w:tc>
           <w:tcPr>
-            <w:tcW w:type="dxa" w:w="3610"/>
+            <w:tcW w:type="dxa" w:w="4387"/>
             <w:vAlign w:val="center"/>
           </w:tcPr>
           <w:p>
@@ -1173,7 +1214,7 @@
         </w:tc>
         <w:tc>
           <w:tcPr>
-            <w:tcW w:type="dxa" w:w="3610"/>
+            <w:tcW w:type="dxa" w:w="3194"/>
             <w:vAlign w:val="center"/>
           </w:tcPr>
           <w:p>
@@ -1192,7 +1233,7 @@
         </w:tc>
         <w:tc>
           <w:tcPr>
-            <w:tcW w:type="dxa" w:w="2419"/>
+            <w:tcW w:type="dxa" w:w="2058"/>
             <w:vAlign w:val="center"/>
           </w:tcPr>
           <w:p>
@@ -1216,7 +1257,7 @@
         </w:trPr>
         <w:tc>
           <w:tcPr>
-            <w:tcW w:type="dxa" w:w="3610"/>
+            <w:tcW w:type="dxa" w:w="4387"/>
             <w:vAlign w:val="center"/>
           </w:tcPr>
           <w:p>
@@ -1234,7 +1275,7 @@
         </w:tc>
         <w:tc>
           <w:tcPr>
-            <w:tcW w:type="dxa" w:w="3610"/>
+            <w:tcW w:type="dxa" w:w="3194"/>
             <w:vAlign w:val="center"/>
           </w:tcPr>
           <w:p>
@@ -1252,7 +1293,7 @@
         </w:tc>
         <w:tc>
           <w:tcPr>
-            <w:tcW w:type="dxa" w:w="2419"/>
+            <w:tcW w:type="dxa" w:w="2058"/>
             <w:vAlign w:val="center"/>
           </w:tcPr>
           <w:p>
@@ -1286,6 +1327,7 @@
       <w:pPr>
         <w:pStyle w:val="Heading1"/>
         <w:keepNext/>
+        <w:pageBreakBefore/>
         <w:spacing w:before="397" w:after="170"/>
       </w:pPr>
       <w:r>
@@ -2075,8 +2117,8 @@
         <w:tblLayout w:type="fixed"/>
       </w:tblPr>
       <w:tblGrid>
-        <w:gridCol w:w="4843"/>
-        <w:gridCol w:w="4794"/>
+        <w:gridCol w:w="4960"/>
+        <w:gridCol w:w="4677"/>
       </w:tblGrid>
       <w:tr>
         <w:trPr>
@@ -2085,7 +2127,7 @@
         </w:trPr>
         <w:tc>
           <w:tcPr>
-            <w:tcW w:type="dxa" w:w="4844"/>
+            <w:tcW w:type="dxa" w:w="4961"/>
             <w:vAlign w:val="center"/>
             <w:shd w:val="clear" w:color="auto" w:fill="0C3342"/>
           </w:tcPr>
@@ -2107,7 +2149,7 @@
         </w:tc>
         <w:tc>
           <w:tcPr>
-            <w:tcW w:type="dxa" w:w="4794"/>
+            <w:tcW w:type="dxa" w:w="4677"/>
             <w:vAlign w:val="center"/>
             <w:shd w:val="clear" w:color="auto" w:fill="0C3342"/>
           </w:tcPr>
@@ -2134,7 +2176,7 @@
         </w:trPr>
         <w:tc>
           <w:tcPr>
-            <w:tcW w:type="dxa" w:w="4844"/>
+            <w:tcW w:type="dxa" w:w="4961"/>
             <w:vAlign w:val="center"/>
           </w:tcPr>
           <w:p>
@@ -2153,7 +2195,7 @@
         </w:tc>
         <w:tc>
           <w:tcPr>
-            <w:tcW w:type="dxa" w:w="4794"/>
+            <w:tcW w:type="dxa" w:w="4677"/>
             <w:vAlign w:val="center"/>
           </w:tcPr>
           <w:p>
@@ -2177,7 +2219,7 @@
         </w:trPr>
         <w:tc>
           <w:tcPr>
-            <w:tcW w:type="dxa" w:w="4844"/>
+            <w:tcW w:type="dxa" w:w="4961"/>
             <w:vAlign w:val="center"/>
           </w:tcPr>
           <w:p>
@@ -2210,7 +2252,7 @@
         </w:tc>
         <w:tc>
           <w:tcPr>
-            <w:tcW w:type="dxa" w:w="4794"/>
+            <w:tcW w:type="dxa" w:w="4677"/>
             <w:vAlign w:val="center"/>
           </w:tcPr>
           <w:p>
@@ -2234,7 +2276,7 @@
         </w:trPr>
         <w:tc>
           <w:tcPr>
-            <w:tcW w:type="dxa" w:w="4844"/>
+            <w:tcW w:type="dxa" w:w="4961"/>
             <w:vAlign w:val="center"/>
           </w:tcPr>
           <w:p>
@@ -2253,7 +2295,7 @@
         </w:tc>
         <w:tc>
           <w:tcPr>
-            <w:tcW w:type="dxa" w:w="4794"/>
+            <w:tcW w:type="dxa" w:w="4677"/>
             <w:vAlign w:val="center"/>
           </w:tcPr>
           <w:p>
@@ -2277,7 +2319,7 @@
         </w:trPr>
         <w:tc>
           <w:tcPr>
-            <w:tcW w:type="dxa" w:w="4844"/>
+            <w:tcW w:type="dxa" w:w="4961"/>
             <w:vAlign w:val="center"/>
           </w:tcPr>
           <w:p>
@@ -2310,7 +2352,7 @@
         </w:tc>
         <w:tc>
           <w:tcPr>
-            <w:tcW w:type="dxa" w:w="4794"/>
+            <w:tcW w:type="dxa" w:w="4677"/>
             <w:vAlign w:val="center"/>
           </w:tcPr>
           <w:p>
@@ -2334,7 +2376,7 @@
         </w:trPr>
         <w:tc>
           <w:tcPr>
-            <w:tcW w:type="dxa" w:w="4844"/>
+            <w:tcW w:type="dxa" w:w="4961"/>
             <w:vAlign w:val="center"/>
           </w:tcPr>
           <w:p>
@@ -2353,7 +2395,7 @@
         </w:tc>
         <w:tc>
           <w:tcPr>
-            <w:tcW w:type="dxa" w:w="4794"/>
+            <w:tcW w:type="dxa" w:w="4677"/>
             <w:vAlign w:val="center"/>
           </w:tcPr>
           <w:p>
@@ -2377,7 +2419,7 @@
         </w:trPr>
         <w:tc>
           <w:tcPr>
-            <w:tcW w:type="dxa" w:w="4844"/>
+            <w:tcW w:type="dxa" w:w="4961"/>
             <w:vAlign w:val="center"/>
           </w:tcPr>
           <w:p>
@@ -2396,7 +2438,7 @@
         </w:tc>
         <w:tc>
           <w:tcPr>
-            <w:tcW w:type="dxa" w:w="4794"/>
+            <w:tcW w:type="dxa" w:w="4677"/>
             <w:vAlign w:val="center"/>
           </w:tcPr>
           <w:p>
@@ -2420,7 +2462,7 @@
         </w:trPr>
         <w:tc>
           <w:tcPr>
-            <w:tcW w:type="dxa" w:w="4844"/>
+            <w:tcW w:type="dxa" w:w="4961"/>
             <w:vAlign w:val="center"/>
           </w:tcPr>
           <w:p>
@@ -2452,7 +2494,7 @@
         </w:tc>
         <w:tc>
           <w:tcPr>
-            <w:tcW w:type="dxa" w:w="4794"/>
+            <w:tcW w:type="dxa" w:w="4677"/>
             <w:vAlign w:val="center"/>
           </w:tcPr>
           <w:p>
